--- a/Assignment 2/assignment_2.docx
+++ b/Assignment 2/assignment_2.docx
@@ -5991,25 +5991,7 @@
           <w:sz w:val="24"/>
           <w:szCs w:val="24"/>
         </w:rPr>
-        <w:t xml:space="preserve"> without subt</w:t>
-      </w:r>
-      <w:proofErr w:type="spellStart"/>
-      <w:r>
-        <w:rPr>
-          <w:rFonts w:ascii="Lucida Sans" w:hAnsi="Lucida Sans"/>
-          <w:sz w:val="24"/>
-          <w:szCs w:val="24"/>
-        </w:rPr>
-        <w:t>racting</w:t>
-      </w:r>
-      <w:proofErr w:type="spellEnd"/>
-      <w:r>
-        <w:rPr>
-          <w:rFonts w:ascii="Lucida Sans" w:hAnsi="Lucida Sans"/>
-          <w:sz w:val="24"/>
-          <w:szCs w:val="24"/>
-        </w:rPr>
-        <w:t xml:space="preserve"> the market return is used. </w:t>
+        <w:t xml:space="preserve"> without subtracting the market return is used. </w:t>
       </w:r>
     </w:p>
     <w:p>
